--- a/documents-src/templates/cpcf-rapid-response-request-form.docx
+++ b/documents-src/templates/cpcf-rapid-response-request-form.docx
@@ -927,7 +927,7 @@
                 <w:b/>
                 <w:sz w:val="19"/>
               </w:rPr>
-              <w:t>Total request (up to $10,000)</w:t>
+              <w:t>Total request (up to $7,500)</w:t>
             </w:r>
           </w:p>
         </w:tc>
